--- a/docs/Civi_Whitepaper.docx
+++ b/docs/Civi_Whitepaper.docx
@@ -297,7 +297,7 @@
         <w:rPr>
           <w:rFonts w:ascii="Courier New" w:hAnsi="Courier New"/>
         </w:rPr>
-        <w:t>sql/001_schema.sql</w:t>
+        <w:t>supabase/migrations/20261029105510_schema.sql</w:t>
       </w:r>
       <w:r>
         <w:t xml:space="preserve"> (news, KPIs, hazards, directory, law refs), </w:t>
@@ -306,7 +306,7 @@
         <w:rPr>
           <w:rFonts w:ascii="Courier New" w:hAnsi="Courier New"/>
         </w:rPr>
-        <w:t>sql/002_beta.sql</w:t>
+        <w:t>20261029105511_beta.sql</w:t>
       </w:r>
       <w:r>
         <w:t xml:space="preserve"> (profiles, Lounge, shared links, rate limits, waitlist, RLS, ranking views), </w:t>
@@ -315,7 +315,7 @@
         <w:rPr>
           <w:rFonts w:ascii="Courier New" w:hAnsi="Courier New"/>
         </w:rPr>
-        <w:t>sql/003_seed_lounge.sql</w:t>
+        <w:t>20261029105513_seed_lounge.sql</w:t>
       </w:r>
       <w:r>
         <w:t xml:space="preserve"> (28 starter topics).</w:t>
@@ -2275,7 +2275,7 @@
         <w:rPr>
           <w:rFonts w:ascii="Courier New" w:hAnsi="Courier New"/>
         </w:rPr>
-        <w:t>sql/004_feedback_referral.sql</w:t>
+        <w:t>supabase/migrations/20261029105515_feedback_referral.sql</w:t>
       </w:r>
       <w:r>
         <w:t xml:space="preserve">), and counted in the </w:t>
@@ -2817,7 +2817,7 @@
         <w:rPr>
           <w:rFonts w:ascii="Courier New" w:hAnsi="Courier New"/>
         </w:rPr>
-        <w:t>sql/005_empower.sql</w:t>
+        <w:t>supabase/migrations/20261029105517_empower.sql</w:t>
       </w:r>
       <w:r>
         <w:t xml:space="preserve"> adds petitions, signatures, updates, reports, issue reports, me-too, flags, project updates, foi_requests, user_events and the </w:t>
